--- a/eng/docx/012.content.docx
+++ b/eng/docx/012.content.docx
@@ -762,7 +762,7 @@
         <w:rPr>
           <w:lang w:val="en_US" w:bidi="en_US"/>
         </w:rPr>
-        <w:t xml:space="preserve">We often think of knowledge as information, facts, and concepts. In biblical times, knowledge focused on personal relationships. To know someone meant having a close relationship with them. Knowing God involves more than just learning facts about him. It goes beyond discussing God's nature and character, though those things are important. </w:t>
+        <w:t xml:space="preserve">To know someone meant having a close relationship with them. Knowing God involves more than just learning facts about him. It goes beyond discussing God's nature and character, though those things are important. </w:t>
       </w:r>
     </w:p>
     <w:p>

--- a/eng/docx/012.content.docx
+++ b/eng/docx/012.content.docx
@@ -150,26 +150,6 @@
           <w:lang w:val="en_US" w:bidi="en_US"/>
         </w:rPr>
         <w:t>K</w:t>
-      </w:r>
-      <w:r>
-        <w:rPr>
-          <w:lang w:val="en_US" w:bidi="en_US"/>
-        </w:rPr>
-      </w:r>
-    </w:p>
-    <w:p>
-      <w:pPr/>
-      <w:r>
-        <w:rPr>
-          <w:lang w:val="en_US" w:bidi="en_US"/>
-        </w:rPr>
-      </w:r>
-      <w:r>
-        <w:rPr>
-          <w:i/>
-          <w:lang w:val="en_US" w:bidi="en_US"/>
-        </w:rPr>
-        <w:t>Kingship, Knowing God</w:t>
       </w:r>
       <w:r>
         <w:rPr>

--- a/eng/docx/012.content.docx
+++ b/eng/docx/012.content.docx
@@ -19,7 +19,7 @@
         <w:rPr>
           <w:lang w:val="en_US" w:bidi="en_US"/>
         </w:rPr>
-        <w:t>Resource: Study Notes - Themes (Tyndale)</w:t>
+        <w:t>Resource: Tyndale Open Study Notes</w:t>
       </w:r>
       <w:r>
         <w:rPr>
@@ -112,7 +112,7 @@
         <w:rPr>
           <w:lang w:val="en_US" w:bidi="en_US"/>
         </w:rPr>
-        <w:t>Study Notes - Themes (Tyndale)</w:t>
+        <w:t>Tyndale Open Study Notes</w:t>
       </w:r>
     </w:p>
     <w:p>

--- a/eng/docx/012.content.docx
+++ b/eng/docx/012.content.docx
@@ -19,7 +19,7 @@
         <w:rPr>
           <w:lang w:val="en_US" w:bidi="en_US"/>
         </w:rPr>
-        <w:t>Resource: Tyndale Open Study Notes</w:t>
+        <w:t>Resource: Aquifer Open Study Notes (Themes)</w:t>
       </w:r>
       <w:r>
         <w:rPr>
@@ -112,7 +112,7 @@
         <w:rPr>
           <w:lang w:val="en_US" w:bidi="en_US"/>
         </w:rPr>
-        <w:t>Tyndale Open Study Notes</w:t>
+        <w:t>Aquifer Open Study Notes (Themes)</w:t>
       </w:r>
     </w:p>
     <w:p>
